--- a/dossier-conformite-2026/livrables/03_Parcours_stagiaire/FI-01_Fiche_inscription.docx
+++ b/dossier-conformite-2026/livrables/03_Parcours_stagiaire/FI-01_Fiche_inscription.docx
@@ -16,7 +16,7 @@
       <w:r>
         <w:rPr>
           <w:b/>
-          <w:color w:val="C9A94D"/>
+          <w:color w:val="8A6D1F"/>
           <w:sz w:val="28"/>
         </w:rPr>
         <w:t>Dossier de candidature — formation certifiante</w:t>
@@ -46,8 +46,9 @@
       </w:r>
       <w:r>
         <w:rPr>
-          <w:b w:val="0"/>
-          <w:highlight w:val="yellow"/>
+          <w:b/>
+          <w:i/>
+          <w:color w:val="8A6D1F"/>
         </w:rPr>
         <w:t>[À COMPLÉTER : dates]</w:t>
       </w:r>
@@ -55,14 +56,7 @@
         <w:rPr>
           <w:b w:val="0"/>
         </w:rPr>
-        <w:t xml:space="preserve">   •   Lieu : </w:t>
-      </w:r>
-      <w:r>
-        <w:rPr>
-          <w:b w:val="0"/>
-          <w:highlight w:val="yellow"/>
-        </w:rPr>
-        <w:t>[À COMPLÉTER]</w:t>
+        <w:t xml:space="preserve">   •   Lieu : Secrétariat Center, 7 rue Henri Cornu, 97490 Saint-Denis</w:t>
       </w:r>
     </w:p>
     <w:p>
@@ -85,15 +79,19 @@
         <w:gridCol w:w="5953"/>
       </w:tblGrid>
       <w:tr>
+        <w:trPr>
+          <w:cantSplit w:val="true"/>
+        </w:trPr>
         <w:tc>
           <w:tcPr>
             <w:tcW w:type="dxa" w:w="3685"/>
-            <w:shd w:val="clear" w:color="auto" w:fill="F2F2F2"/>
+            <w:shd w:val="clear" w:color="auto" w:fill="E8EEF7"/>
           </w:tcPr>
           <w:p>
             <w:r>
               <w:rPr>
                 <w:b/>
+                <w:color w:val="1B3A6B"/>
                 <w:sz w:val="22"/>
               </w:rPr>
               <w:t>Nom</w:t>
@@ -108,15 +106,19 @@
         </w:tc>
       </w:tr>
       <w:tr>
+        <w:trPr>
+          <w:cantSplit w:val="true"/>
+        </w:trPr>
         <w:tc>
           <w:tcPr>
             <w:tcW w:type="dxa" w:w="3685"/>
-            <w:shd w:val="clear" w:color="auto" w:fill="F2F2F2"/>
+            <w:shd w:val="clear" w:color="auto" w:fill="E8EEF7"/>
           </w:tcPr>
           <w:p>
             <w:r>
               <w:rPr>
                 <w:b/>
+                <w:color w:val="1B3A6B"/>
                 <w:sz w:val="22"/>
               </w:rPr>
               <w:t>Prénom</w:t>
@@ -131,15 +133,19 @@
         </w:tc>
       </w:tr>
       <w:tr>
+        <w:trPr>
+          <w:cantSplit w:val="true"/>
+        </w:trPr>
         <w:tc>
           <w:tcPr>
             <w:tcW w:type="dxa" w:w="3685"/>
-            <w:shd w:val="clear" w:color="auto" w:fill="F2F2F2"/>
+            <w:shd w:val="clear" w:color="auto" w:fill="E8EEF7"/>
           </w:tcPr>
           <w:p>
             <w:r>
               <w:rPr>
                 <w:b/>
+                <w:color w:val="1B3A6B"/>
                 <w:sz w:val="22"/>
               </w:rPr>
               <w:t>Date de naissance</w:t>
@@ -154,15 +160,19 @@
         </w:tc>
       </w:tr>
       <w:tr>
+        <w:trPr>
+          <w:cantSplit w:val="true"/>
+        </w:trPr>
         <w:tc>
           <w:tcPr>
             <w:tcW w:type="dxa" w:w="3685"/>
-            <w:shd w:val="clear" w:color="auto" w:fill="F2F2F2"/>
+            <w:shd w:val="clear" w:color="auto" w:fill="E8EEF7"/>
           </w:tcPr>
           <w:p>
             <w:r>
               <w:rPr>
                 <w:b/>
+                <w:color w:val="1B3A6B"/>
                 <w:sz w:val="22"/>
               </w:rPr>
               <w:t>Adresse</w:t>
@@ -177,15 +187,19 @@
         </w:tc>
       </w:tr>
       <w:tr>
+        <w:trPr>
+          <w:cantSplit w:val="true"/>
+        </w:trPr>
         <w:tc>
           <w:tcPr>
             <w:tcW w:type="dxa" w:w="3685"/>
-            <w:shd w:val="clear" w:color="auto" w:fill="F2F2F2"/>
+            <w:shd w:val="clear" w:color="auto" w:fill="E8EEF7"/>
           </w:tcPr>
           <w:p>
             <w:r>
               <w:rPr>
                 <w:b/>
+                <w:color w:val="1B3A6B"/>
                 <w:sz w:val="22"/>
               </w:rPr>
               <w:t>Code postal / Commune</w:t>
@@ -200,15 +214,19 @@
         </w:tc>
       </w:tr>
       <w:tr>
+        <w:trPr>
+          <w:cantSplit w:val="true"/>
+        </w:trPr>
         <w:tc>
           <w:tcPr>
             <w:tcW w:type="dxa" w:w="3685"/>
-            <w:shd w:val="clear" w:color="auto" w:fill="F2F2F2"/>
+            <w:shd w:val="clear" w:color="auto" w:fill="E8EEF7"/>
           </w:tcPr>
           <w:p>
             <w:r>
               <w:rPr>
                 <w:b/>
+                <w:color w:val="1B3A6B"/>
                 <w:sz w:val="22"/>
               </w:rPr>
               <w:t>Téléphone</w:t>
@@ -223,15 +241,19 @@
         </w:tc>
       </w:tr>
       <w:tr>
+        <w:trPr>
+          <w:cantSplit w:val="true"/>
+        </w:trPr>
         <w:tc>
           <w:tcPr>
             <w:tcW w:type="dxa" w:w="3685"/>
-            <w:shd w:val="clear" w:color="auto" w:fill="F2F2F2"/>
+            <w:shd w:val="clear" w:color="auto" w:fill="E8EEF7"/>
           </w:tcPr>
           <w:p>
             <w:r>
               <w:rPr>
                 <w:b/>
+                <w:color w:val="1B3A6B"/>
                 <w:sz w:val="22"/>
               </w:rPr>
               <w:t>E-mail</w:t>
@@ -407,40 +429,53 @@
       </w:r>
     </w:p>
     <w:p>
+      <w:pPr>
+        <w:ind w:left="454" w:hanging="454"/>
+      </w:pPr>
       <w:r>
         <w:rPr>
           <w:b w:val="0"/>
         </w:rPr>
-        <w:t>☐  Pièce d'identité en cours de validité (copie)</w:t>
+        <w:t>☐   Pièce d'identité en cours de validité (copie)</w:t>
       </w:r>
     </w:p>
     <w:p>
+      <w:pPr>
+        <w:ind w:left="454" w:hanging="454"/>
+      </w:pPr>
       <w:r>
         <w:rPr>
           <w:b w:val="0"/>
         </w:rPr>
-        <w:t>☐  CV à jour</w:t>
+        <w:t>☐   CV à jour</w:t>
       </w:r>
     </w:p>
     <w:p>
+      <w:pPr>
+        <w:ind w:left="454" w:hanging="454"/>
+      </w:pPr>
       <w:r>
         <w:rPr>
           <w:b w:val="0"/>
         </w:rPr>
-        <w:t>☐  Justificatif de situation (attestation France Travail, ou bulletin de salaire si salarié)</w:t>
+        <w:t>☐   Justificatif de situation (attestation France Travail, ou bulletin de salaire si salarié)</w:t>
       </w:r>
     </w:p>
     <w:p>
+      <w:pPr>
+        <w:ind w:left="454" w:hanging="454"/>
+      </w:pPr>
       <w:r>
         <w:rPr>
           <w:b w:val="0"/>
         </w:rPr>
-        <w:t xml:space="preserve">☐  Pièces exigées par le financeur uniquement : </w:t>
+        <w:t xml:space="preserve">☐   Pièces exigées par le financeur uniquement : </w:t>
       </w:r>
       <w:r>
         <w:rPr>
-          <w:b w:val="0"/>
-          <w:highlight w:val="yellow"/>
+          <w:b/>
+          <w:i/>
+          <w:color w:val="8A6D1F"/>
         </w:rPr>
         <w:t>[À COMPLÉTER selon financeur, ex. n° de sécurité sociale si rémunération Région/ASP]</w:t>
       </w:r>
@@ -465,6 +500,7 @@
       <w:tblPr>
         <w:tblStyle w:val="TableGrid"/>
         <w:tblW w:type="auto" w:w="0"/>
+        <w:tblLayout w:type="fixed"/>
         <w:tblLook w:firstColumn="1" w:firstRow="1" w:lastColumn="0" w:lastRow="0" w:noHBand="0" w:noVBand="1" w:val="04A0"/>
       </w:tblPr>
       <w:tblGrid>
@@ -475,12 +511,13 @@
         <w:tc>
           <w:tcPr>
             <w:tcW w:type="dxa" w:w="4819"/>
-            <w:shd w:val="clear" w:color="auto" w:fill="F2F2F2"/>
+            <w:shd w:val="clear" w:color="auto" w:fill="E8EEF7"/>
           </w:tcPr>
           <w:p>
             <w:r>
               <w:rPr>
                 <w:b/>
+                <w:color w:val="1B3A6B"/>
                 <w:sz w:val="22"/>
               </w:rPr>
               <w:t>Candidat(e)</w:t>
@@ -490,12 +527,13 @@
         <w:tc>
           <w:tcPr>
             <w:tcW w:type="dxa" w:w="4819"/>
-            <w:shd w:val="clear" w:color="auto" w:fill="F2F2F2"/>
+            <w:shd w:val="clear" w:color="auto" w:fill="E8EEF7"/>
           </w:tcPr>
           <w:p>
             <w:r>
               <w:rPr>
                 <w:b/>
+                <w:color w:val="1B3A6B"/>
                 <w:sz w:val="22"/>
               </w:rPr>
               <w:t>Pour YEBA FORMATIONS</w:t>
@@ -504,6 +542,9 @@
         </w:tc>
       </w:tr>
       <w:tr>
+        <w:trPr>
+          <w:cantSplit w:val="true"/>
+        </w:trPr>
         <w:tc>
           <w:tcPr>
             <w:tcW w:type="dxa" w:w="4819"/>
@@ -551,16 +592,17 @@
       <w:tblPr>
         <w:tblStyle w:val="TableGrid"/>
         <w:tblW w:type="auto" w:w="0"/>
+        <w:tblLayout w:type="fixed"/>
         <w:tblLook w:firstColumn="1" w:firstRow="1" w:lastColumn="0" w:lastRow="0" w:noHBand="0" w:noVBand="1" w:val="04A0"/>
       </w:tblPr>
       <w:tblGrid>
-        <w:gridCol w:w="9638"/>
+        <w:gridCol w:w="9639"/>
       </w:tblGrid>
       <w:tr>
         <w:tc>
           <w:tcPr>
             <w:tcW w:type="dxa" w:w="9638"/>
-            <w:shd w:val="clear" w:color="auto" w:fill="FBF6E9"/>
+            <w:shd w:val="clear" w:color="auto" w:fill="E8EEF7"/>
           </w:tcPr>
           <w:p>
             <w:r/>
@@ -568,9 +610,9 @@
               <w:rPr>
                 <w:b/>
                 <w:color w:val="1B3A6B"/>
-                <w:sz w:val="24"/>
+                <w:sz w:val="26"/>
               </w:rPr>
-              <w:t>🔒 RGPD / IA Act — points de conformité de ce document</w:t>
+              <w:t>RGPD et IA Act — points de conformité de ce document</w:t>
             </w:r>
           </w:p>
           <w:p>
@@ -583,11 +625,12 @@
             </w:r>
             <w:r>
               <w:rPr>
-                <w:b w:val="0"/>
+                <w:b/>
+                <w:i/>
+                <w:color w:val="8A6D1F"/>
                 <w:sz w:val="22"/>
-                <w:highlight w:val="yellow"/>
               </w:rPr>
-              <w:t>[À COMPLÉTER : adresse e-mail dédiée RGPD, ex. rgpd@…]</w:t>
+              <w:t>[À COMPLÉTER : e-mail dédié aux données personnelles]</w:t>
             </w:r>
             <w:r>
               <w:rPr>
@@ -640,12 +683,14 @@
     </w:pPr>
     <w:r>
       <w:rPr>
+        <w:color w:val="1B3A6B"/>
         <w:sz w:val="18"/>
       </w:rPr>
-      <w:t xml:space="preserve">FI-01  —  YEBA FORMATIONS — SIRET 814 622 262 00032 — Version 2026-10 — Page </w:t>
+      <w:t xml:space="preserve">FI-01   |   YEBA FORMATIONS — SIRET 814 622 262 00032 — Version 2026-10   |   Page </w:t>
     </w:r>
     <w:r>
       <w:rPr>
+        <w:color w:val="1B3A6B"/>
         <w:sz w:val="18"/>
       </w:rPr>
       <w:fldChar w:fldCharType="begin"/>
@@ -665,7 +710,7 @@
     <w:r>
       <w:drawing>
         <wp:inline xmlns:a="http://schemas.openxmlformats.org/drawingml/2006/main" xmlns:pic="http://schemas.openxmlformats.org/drawingml/2006/picture">
-          <wp:extent cx="676510" cy="576000"/>
+          <wp:extent cx="634228" cy="540000"/>
           <wp:docPr id="1" name="Picture 1"/>
           <wp:cNvGraphicFramePr>
             <a:graphicFrameLocks noChangeAspect="1"/>
@@ -686,7 +731,7 @@
                 <pic:spPr>
                   <a:xfrm>
                     <a:off x="0" y="0"/>
-                    <a:ext cx="676510" cy="576000"/>
+                    <a:ext cx="634228" cy="540000"/>
                   </a:xfrm>
                   <a:prstGeom prst="rect"/>
                 </pic:spPr>
@@ -698,10 +743,11 @@
     </w:r>
     <w:r>
       <w:rPr>
+        <w:b/>
         <w:color w:val="1B3A6B"/>
         <w:sz w:val="18"/>
       </w:rPr>
-      <w:t xml:space="preserve">    YEBA FORMATIONS  |  NDA 04973676397  |  Qualiopi 25FOR02027.1</w:t>
+      <w:t xml:space="preserve">     YEBA FORMATIONS   |   NDA 04973676397   |   Qualiopi 25FOR02027.1</w:t>
     </w:r>
   </w:p>
 </w:hdr>
@@ -1188,8 +1234,8 @@
       <w:rFonts w:asciiTheme="majorHAnsi" w:eastAsiaTheme="majorEastAsia" w:hAnsiTheme="majorHAnsi" w:cstheme="majorBidi" w:ascii="Arial" w:hAnsi="Arial"/>
       <w:b/>
       <w:bCs/>
-      <w:color w:val="C9A94D"/>
-      <w:sz w:val="26"/>
+      <w:color w:val="8A6D1F"/>
+      <w:sz w:val="28"/>
     </w:rPr>
   </w:style>
   <w:style w:type="paragraph" w:styleId="Heading4">
@@ -1607,6 +1653,10 @@
       </w:numPr>
       <w:contextualSpacing/>
     </w:pPr>
+    <w:rPr>
+      <w:rFonts w:ascii="Arial" w:hAnsi="Arial"/>
+      <w:sz w:val="24"/>
+    </w:rPr>
   </w:style>
   <w:style w:type="paragraph" w:styleId="ListBullet2">
     <w:name w:val="List Bullet 2"/>
@@ -1646,6 +1696,10 @@
       </w:numPr>
       <w:contextualSpacing/>
     </w:pPr>
+    <w:rPr>
+      <w:rFonts w:ascii="Arial" w:hAnsi="Arial"/>
+      <w:sz w:val="24"/>
+    </w:rPr>
   </w:style>
   <w:style w:type="paragraph" w:styleId="ListNumber2">
     <w:name w:val="List Number 2"/>

--- a/dossier-conformite-2026/livrables/03_Parcours_stagiaire/FI-01_Fiche_inscription.docx
+++ b/dossier-conformite-2026/livrables/03_Parcours_stagiaire/FI-01_Fiche_inscription.docx
@@ -16,16 +16,16 @@
       <w:r>
         <w:rPr>
           <w:b/>
-          <w:color w:val="8A6D1F"/>
+          <w:color w:val="1B3A6B"/>
           <w:sz w:val="28"/>
         </w:rPr>
-        <w:t>Dossier de candidature — formation certifiante</w:t>
+        <w:t>Dossier de candidature — parcours certifiant</w:t>
       </w:r>
     </w:p>
     <w:p>
       <w:pPr>
         <w:pBdr>
-          <w:bottom w:val="single" w:sz="18" w:space="1" w:color="C9A94D"/>
+          <w:bottom w:val="single" w:sz="18" w:space="1" w:color="C9A84C"/>
         </w:pBdr>
       </w:pPr>
     </w:p>
@@ -48,7 +48,8 @@
         <w:rPr>
           <w:b/>
           <w:i/>
-          <w:color w:val="8A6D1F"/>
+          <w:color w:val="1B3A6B"/>
+          <w:u w:val="single"/>
         </w:rPr>
         <w:t>[À COMPLÉTER : dates]</w:t>
       </w:r>
@@ -56,7 +57,7 @@
         <w:rPr>
           <w:b w:val="0"/>
         </w:rPr>
-        <w:t xml:space="preserve">   •   Lieu : Secrétariat Center, 7 rue Henri Cornu, 97490 Saint-Denis</w:t>
+        <w:t xml:space="preserve">   •   Lieu : Secrétariat Center — 7 rue Henri Cornu — 97490 Saint-Denis</w:t>
       </w:r>
     </w:p>
     <w:p>
@@ -368,7 +369,7 @@
         <w:rPr>
           <w:b w:val="0"/>
         </w:rPr>
-        <w:t>☐ CPF   ☐ France Travail (AIF / AFC / POEI)   ☐ Région Réunion   ☐ OPCO / employeur   ☐ Transitions Pro   ☐ Financement personnel   ☐ Autre</w:t>
+        <w:t>☐ CPF   ☐ France Travail (AIF, AFC, POEI)   ☐ Région Réunion   ☐ OPCO / employeur   ☐ Transitions Pro   ☐ Financement personnel   ☐ Autre</w:t>
       </w:r>
     </w:p>
     <w:p>
@@ -400,7 +401,7 @@
         <w:pStyle w:val="Heading2"/>
       </w:pPr>
       <w:r>
-        <w:t>5. Besoins d'adaptation (facultatif)</w:t>
+        <w:t>5. Besoin d'aménagement (facultatif)</w:t>
       </w:r>
     </w:p>
     <w:p>
@@ -408,7 +409,7 @@
         <w:rPr>
           <w:b w:val="0"/>
         </w:rPr>
-        <w:t>Souhaitez-vous un entretien confidentiel avec le référent handicap pour étudier des aménagements ?  ☐ Oui   ☐ Non</w:t>
+        <w:t>Avez-vous besoin d'un aménagement pour suivre la formation ou passer l'examen ?  ☐ Oui   ☐ Non</w:t>
       </w:r>
     </w:p>
     <w:p>
@@ -417,7 +418,7 @@
           <w:b w:val="0"/>
           <w:i/>
         </w:rPr>
-        <w:t>Ne joignez aucun document médical à ce dossier : les besoins sont étudiés lors de l'entretien, dans un dossier séparé et confidentiel.</w:t>
+        <w:t>Vous n'avez pas à indiquer la nature d'un handicap : seul le besoin pratique est recueilli, lors d'un entretien confidentiel avec le référent handicap (politique YEBA-DOC-08). Ne joignez aucun document médical.</w:t>
       </w:r>
     </w:p>
     <w:p>
@@ -475,9 +476,10 @@
         <w:rPr>
           <w:b/>
           <w:i/>
-          <w:color w:val="8A6D1F"/>
+          <w:color w:val="1B3A6B"/>
+          <w:u w:val="single"/>
         </w:rPr>
-        <w:t>[À COMPLÉTER selon financeur, ex. n° de sécurité sociale si rémunération Région/ASP]</w:t>
+        <w:t>[À COMPLÉTER selon le financeur, par exemple numéro de sécurité sociale pour une rémunération versée par la Région]</w:t>
       </w:r>
     </w:p>
     <w:p>
@@ -493,7 +495,7 @@
         <w:rPr>
           <w:b w:val="0"/>
         </w:rPr>
-        <w:t>Je certifie l'exactitude des informations fournies et j'ai pris connaissance du programme, du règlement intérieur et de la mention d'information ci-dessous.</w:t>
+        <w:t>Je certifie l'exactitude des informations fournies. J'ai reçu le programme, le règlement intérieur et la politique de confidentialité.</w:t>
       </w:r>
     </w:p>
     <w:tbl>
@@ -621,23 +623,7 @@
                 <w:b w:val="0"/>
                 <w:sz w:val="22"/>
               </w:rPr>
-              <w:t xml:space="preserve">YEBA FORMATIONS traite vos données pour gérer votre candidature, votre formation et les obligations envers les financeurs et le ministère du Travail (bases légales : mesures précontractuelles / contrat et obligations légales — art. 6.1.b et 6.1.c RGPD). Destinataires : équipe pédagogique, financeur concerné, DEETS et jury du titre, plateformes publiques (Mon Compte Formation, KAIROS). Durées de conservation : voir la politique de conservation remise avec ce document. Vous pouvez exercer vos droits (accès, rectification, effacement, limitation, opposition, portabilité) auprès de </w:t>
-            </w:r>
-            <w:r>
-              <w:rPr>
-                <w:b/>
-                <w:i/>
-                <w:color w:val="8A6D1F"/>
-                <w:sz w:val="22"/>
-              </w:rPr>
-              <w:t>[À COMPLÉTER : e-mail dédié aux données personnelles]</w:t>
-            </w:r>
-            <w:r>
-              <w:rPr>
-                <w:b w:val="0"/>
-                <w:sz w:val="22"/>
-              </w:rPr>
-              <w:t xml:space="preserve"> et saisir la CNIL (www.cnil.fr). Aucune décision vous concernant n'est prise par un système d'intelligence artificielle.</w:t>
+              <w:t>Vos données servent à étudier votre candidature, organiser votre formation et votre examen, et répondre aux obligations envers les financeurs (politique de confidentialité YEBA-DOC-02). Droits : yebaformations@gmail.com ; réclamation possible auprès de la CNIL.</w:t>
             </w:r>
           </w:p>
           <w:p>
@@ -646,7 +632,7 @@
                 <w:b w:val="0"/>
                 <w:sz w:val="22"/>
               </w:rPr>
-              <w:t>Minimisation : pas de numéro de sécurité sociale, de photo, de situation familiale ni de donnée de santé dans ce formulaire, sauf exigence écrite du financeur.</w:t>
+              <w:t>Minimisation : ni photo, ni situation familiale, ni donnée de santé, ni numéro de sécurité sociale sauf exigence écrite du financeur.</w:t>
             </w:r>
           </w:p>
           <w:p>
@@ -655,13 +641,131 @@
                 <w:b w:val="0"/>
                 <w:sz w:val="22"/>
               </w:rPr>
-              <w:t>Données de santé / handicap (art. 9 RGPD) : uniquement avec le consentement explicite de la personne, dans un dossier séparé accessible au seul référent handicap.</w:t>
+              <w:t>Aucun système d'IA n'est utilisé pour évaluer, noter, classer ou sélectionner les stagiaires. La décision est prise exclusivement par une personne habilitée.</w:t>
             </w:r>
           </w:p>
         </w:tc>
       </w:tr>
     </w:tbl>
     <w:p/>
+    <w:p>
+      <w:pPr>
+        <w:pBdr>
+          <w:bottom w:val="single" w:sz="18" w:space="1" w:color="C9A84C"/>
+        </w:pBdr>
+      </w:pPr>
+    </w:p>
+    <w:p>
+      <w:pPr>
+        <w:keepNext/>
+        <w:spacing w:after="0"/>
+      </w:pPr>
+      <w:r>
+        <w:rPr>
+          <w:b/>
+          <w:color w:val="1B3A6B"/>
+          <w:sz w:val="20"/>
+        </w:rPr>
+        <w:t>YEBA FORMATIONS — Aurélien LUMEKA, entrepreneur individuel (EI), directeur</w:t>
+      </w:r>
+    </w:p>
+    <w:p>
+      <w:pPr>
+        <w:keepNext/>
+        <w:spacing w:after="0"/>
+      </w:pPr>
+      <w:r>
+        <w:rPr>
+          <w:b w:val="0"/>
+          <w:color w:val="121212"/>
+          <w:sz w:val="20"/>
+        </w:rPr>
+        <w:t>9 rue Françoise Châtelain, 97490 Sainte-Clotilde, La Réunion</w:t>
+      </w:r>
+    </w:p>
+    <w:p>
+      <w:pPr>
+        <w:keepNext/>
+        <w:spacing w:after="0"/>
+      </w:pPr>
+      <w:r>
+        <w:rPr>
+          <w:b w:val="0"/>
+          <w:color w:val="121212"/>
+          <w:sz w:val="20"/>
+        </w:rPr>
+        <w:t>Tél. 0693 32 24 45 — yebaformations@gmail.com</w:t>
+      </w:r>
+    </w:p>
+    <w:p>
+      <w:pPr>
+        <w:keepNext/>
+        <w:spacing w:after="0"/>
+      </w:pPr>
+      <w:r>
+        <w:rPr>
+          <w:b w:val="0"/>
+          <w:color w:val="121212"/>
+          <w:sz w:val="20"/>
+        </w:rPr>
+        <w:t>SIRET 814 622 262 00032</w:t>
+      </w:r>
+    </w:p>
+    <w:p>
+      <w:pPr>
+        <w:keepNext/>
+        <w:spacing w:after="0"/>
+      </w:pPr>
+      <w:r>
+        <w:rPr>
+          <w:b w:val="0"/>
+          <w:color w:val="121212"/>
+          <w:sz w:val="20"/>
+        </w:rPr>
+        <w:t>Déclaration d'activité n° 04973676397 auprès du Préfet de La Réunion. Cet enregistrement ne vaut pas agrément de l'État.</w:t>
+      </w:r>
+    </w:p>
+    <w:p>
+      <w:pPr>
+        <w:keepNext/>
+        <w:spacing w:after="0"/>
+      </w:pPr>
+      <w:r>
+        <w:rPr>
+          <w:b w:val="0"/>
+          <w:color w:val="121212"/>
+          <w:sz w:val="20"/>
+        </w:rPr>
+        <w:t>Certification Qualiopi n° 25FOR02027.1 délivrée au titre des catégories : actions de formation, bilans de compétences, actions permettant de faire valider les acquis de l'expérience, actions de formation par apprentissage — organisme certificateur Qualitia (accrédité COFRAC).</w:t>
+      </w:r>
+    </w:p>
+    <w:p>
+      <w:pPr>
+        <w:keepNext/>
+        <w:spacing w:after="0"/>
+      </w:pPr>
+      <w:r>
+        <w:rPr>
+          <w:b w:val="0"/>
+          <w:color w:val="121212"/>
+          <w:sz w:val="20"/>
+        </w:rPr>
+        <w:t>Référent handicap : Aurélien LUMEKA — yebaformations@gmail.com. Document disponible en 16 points sur simple demande.</w:t>
+      </w:r>
+    </w:p>
+    <w:p>
+      <w:pPr>
+        <w:spacing w:before="120"/>
+      </w:pPr>
+      <w:r>
+        <w:rPr>
+          <w:b w:val="0"/>
+          <w:color w:val="5A5F6A"/>
+          <w:sz w:val="18"/>
+        </w:rPr>
+        <w:t>Ce document a été conçu par le formateur avec l'assistance d'un système d'IA générative (règlement (UE) 2024/1689, art. 50). Son contenu a été vérifié et validé par un humain, qui en assume la responsabilité.</w:t>
+      </w:r>
+    </w:p>
     <w:sectPr>
       <w:headerReference w:type="default" r:id="rId9"/>
       <w:footerReference w:type="default" r:id="rId10"/>
@@ -686,7 +790,7 @@
         <w:color w:val="1B3A6B"/>
         <w:sz w:val="18"/>
       </w:rPr>
-      <w:t xml:space="preserve">FI-01   |   YEBA FORMATIONS — SIRET 814 622 262 00032 — Version 2026-10   |   Page </w:t>
+      <w:t xml:space="preserve">FI-01   |   YEBA FORMATIONS — SIRET 814 622 262 00032 — Version 2026-10-v3   |   Page </w:t>
     </w:r>
     <w:r>
       <w:rPr>
@@ -1117,10 +1221,11 @@
     <w:qFormat/>
     <w:rsid w:val="00FC693F"/>
     <w:pPr>
-      <w:spacing w:after="120" w:line="276" w:lineRule="auto"/>
+      <w:spacing w:after="120" w:line="312" w:lineRule="auto"/>
     </w:pPr>
     <w:rPr>
       <w:rFonts w:ascii="Arial" w:hAnsi="Arial" w:eastAsia="Arial"/>
+      <w:color w:val="121212"/>
       <w:sz w:val="24"/>
     </w:rPr>
   </w:style>
@@ -1234,7 +1339,7 @@
       <w:rFonts w:asciiTheme="majorHAnsi" w:eastAsiaTheme="majorEastAsia" w:hAnsiTheme="majorHAnsi" w:cstheme="majorBidi" w:ascii="Arial" w:hAnsi="Arial"/>
       <w:b/>
       <w:bCs/>
-      <w:color w:val="8A6D1F"/>
+      <w:color w:val="1B3A6B"/>
       <w:sz w:val="28"/>
     </w:rPr>
   </w:style>

--- a/dossier-conformite-2026/livrables/03_Parcours_stagiaire/FI-01_Fiche_inscription.docx
+++ b/dossier-conformite-2026/livrables/03_Parcours_stagiaire/FI-01_Fiche_inscription.docx
@@ -57,7 +57,7 @@
         <w:rPr>
           <w:b w:val="0"/>
         </w:rPr>
-        <w:t xml:space="preserve">   •   Lieu : Secrétariat Center — 7 rue Henri Cornu — 97490 Saint-Denis</w:t>
+        <w:t xml:space="preserve">   •   Lieu : Secrétariat Center — Immeuble Rodrigues 2 — 7 rue Henri Cornu — Parc Technor — 97490 Saint-Denis</w:t>
       </w:r>
     </w:p>
     <w:p>
@@ -814,7 +814,7 @@
     <w:r>
       <w:drawing>
         <wp:inline xmlns:a="http://schemas.openxmlformats.org/drawingml/2006/main" xmlns:pic="http://schemas.openxmlformats.org/drawingml/2006/picture">
-          <wp:extent cx="634228" cy="540000"/>
+          <wp:extent cx="624277" cy="540000"/>
           <wp:docPr id="1" name="Picture 1"/>
           <wp:cNvGraphicFramePr>
             <a:graphicFrameLocks noChangeAspect="1"/>
@@ -823,7 +823,7 @@
             <a:graphicData uri="http://schemas.openxmlformats.org/drawingml/2006/picture">
               <pic:pic>
                 <pic:nvPicPr>
-                  <pic:cNvPr id="0" name="logo_yeba_formations.png"/>
+                  <pic:cNvPr id="0" name="logo_yeba_fond_clair_1000.png"/>
                   <pic:cNvPicPr/>
                 </pic:nvPicPr>
                 <pic:blipFill>
@@ -835,7 +835,7 @@
                 <pic:spPr>
                   <a:xfrm>
                     <a:off x="0" y="0"/>
-                    <a:ext cx="634228" cy="540000"/>
+                    <a:ext cx="624277" cy="540000"/>
                   </a:xfrm>
                   <a:prstGeom prst="rect"/>
                 </pic:spPr>
